--- a/livrables/taff/2026-10-08_cv-cibles/cv-batiment_moderne.docx
+++ b/livrables/taff/2026-10-08_cv-cibles/cv-batiment_moderne.docx
@@ -291,7 +291,7 @@
               <w:rPr>
                 <w:color w:val="FFFFFF"/>
               </w:rPr>
-              <w:t>Anglais, espagnol, portugais</w:t>
+              <w:t>Espagnol courant, anglais intermédiaire</w:t>
             </w:r>
           </w:p>
           <w:p>
@@ -309,7 +309,7 @@
                 <w:iCs/>
                 <w:color w:val="D9E2F3"/>
               </w:rPr>
-              <w:t>en perfectionnement</w:t>
+              <w:t>Portugais scolaire</w:t>
             </w:r>
           </w:p>
           <w:p>
@@ -486,17 +486,7 @@
                 <w:sz w:val="24"/>
                 <w:szCs w:val="24"/>
               </w:rPr>
-              <w:t>Expé</w:t>
-            </w:r>
-            <w:r>
-              <w:rPr>
-                <w:b/>
-                <w:bCs/>
-                <w:color w:val="1F3A5F"/>
-                <w:sz w:val="24"/>
-                <w:szCs w:val="24"/>
-              </w:rPr>
-              <w:t>rience professionnelle</w:t>
+              <w:t>Expérience professionnelle</w:t>
             </w:r>
           </w:p>
           <w:p>
@@ -565,7 +555,7 @@
                 <w:rFonts w:eastAsia="Times New Roman"/>
                 <w:color w:val="222222"/>
               </w:rPr>
-              <w:t>Gestion des plannings et de l'équipe sur les chantiers</w:t>
+              <w:t>Encadrement d’une équipe de 3 à 6 personnes, 2 à 3 chantiers menés en parallèle</w:t>
             </w:r>
           </w:p>
           <w:p>
@@ -586,7 +576,7 @@
                 <w:rFonts w:eastAsia="Times New Roman"/>
                 <w:color w:val="222222"/>
               </w:rPr>
-              <w:t>Formation des collaborateurs aux techniques de la résine</w:t>
+              <w:t>Formation aux techniques de la résine (environ 10 personnes par semaine pendant un an)</w:t>
             </w:r>
           </w:p>
           <w:p>
@@ -655,7 +645,7 @@
                 <w:rFonts w:eastAsia="Times New Roman"/>
                 <w:color w:val="222222"/>
               </w:rPr>
-              <w:t>Contrôle de conformité des réceptions et expéditions, suivi des stocks</w:t>
+              <w:t>Réception et contrôle de 2 à 7 palettes par jour, suivi des stocks (fabricant de glaces artisanales)</w:t>
             </w:r>
           </w:p>
           <w:p>
@@ -724,7 +714,7 @@
                 <w:rFonts w:eastAsia="Times New Roman"/>
                 <w:color w:val="222222"/>
               </w:rPr>
-              <w:t>Création et direction d'une entreprise de rénovation intérieure</w:t>
+              <w:t>Création et direction d’une entreprise de rénovation intérieure (CA d’environ 100 000 € par an)</w:t>
             </w:r>
           </w:p>
           <w:p>
@@ -745,7 +735,7 @@
                 <w:rFonts w:eastAsia="Times New Roman"/>
                 <w:color w:val="222222"/>
               </w:rPr>
-              <w:t>Pose de sols synthétiques et rénovation pour particuliers</w:t>
+              <w:t>Chantiers de 2 à 6 jours chez les particuliers et chantiers de parkings sur plusieurs mois</w:t>
             </w:r>
           </w:p>
           <w:p>
@@ -766,7 +756,7 @@
                 <w:rFonts w:eastAsia="Times New Roman"/>
                 <w:color w:val="222222"/>
               </w:rPr>
-              <w:t>Devis, facturation, relation clients et fournisseurs</w:t>
+              <w:t>Devis, facturation, relation clients, coordination de 2 à 3 sous-traitants</w:t>
             </w:r>
           </w:p>
           <w:p>
@@ -1035,15 +1025,7 @@
                 <w:bCs/>
                 <w:color w:val="222222"/>
               </w:rPr>
-              <w:t>Bac STI É</w:t>
-            </w:r>
-            <w:r>
-              <w:rPr>
-                <w:b/>
-                <w:bCs/>
-                <w:color w:val="222222"/>
-              </w:rPr>
-              <w:t>lectronique</w:t>
+              <w:t>Bac STI Électronique</w:t>
             </w:r>
             <w:r>
               <w:rPr>
